--- a/Новая_версия/День_2_Моделирование_прогноза.docx
+++ b/Новая_версия/День_2_Моделирование_прогноза.docx
@@ -72,6 +72,75 @@
       </w:r>
       <w:r>
         <w:t xml:space="preserve"> Приобретение навыков прогнозирования временных рядов и линейной регрессии, разработка программного обеспечения на языке программирования C# для выполнения указанных задач.</w:t>
+      </w:r>
+    </w:p>
+    <w:p>
+      <w:pPr>
+        <w:pStyle w:val="a5"/>
+        <w:ind w:right="-568"/>
+        <w:jc w:val="both"/>
+      </w:pPr>
+      <w:r>
+        <w:rPr>
+          <w:rStyle w:val="a6"/>
+        </w:rPr>
+        <w:t xml:space="preserve">Исходные данные и общие требования к программе</w:t>
+      </w:r>
+    </w:p>
+    <w:p>
+      <w:pPr>
+        <w:pStyle w:val="a5"/>
+        <w:numPr>
+          <w:ilvl w:val="0"/>
+          <w:numId w:val="7"/>
+        </w:numPr>
+        <w:ind w:left="0" w:right="-568"/>
+        <w:jc w:val="both"/>
+      </w:pPr>
+      <w:r>
+        <w:t xml:space="preserve">Все задания выполняются в одной программе Windows Forms: ввод данных, расчёты, таблицы, графики и выводы. Расчёты вне программы (вручную, в Excel, в онлайн-калькуляторах) в зачёт не идут.</w:t>
+      </w:r>
+    </w:p>
+    <w:p>
+      <w:pPr>
+        <w:pStyle w:val="a5"/>
+        <w:numPr>
+          <w:ilvl w:val="0"/>
+          <w:numId w:val="7"/>
+        </w:numPr>
+        <w:ind w:left="0" w:right="-568"/>
+        <w:jc w:val="both"/>
+      </w:pPr>
+      <w:r>
+        <w:t xml:space="preserve">Данные, приведённые в тексте заданий, — демонстрационные (вариант 0). Каждый студент выполняет задания по данным своего варианта из документа «Варианты_День_2» (номер варианта — номер компьютера); точка прогноза в задании 1.3 также берётся из варианта.</w:t>
+      </w:r>
+    </w:p>
+    <w:p>
+      <w:pPr>
+        <w:pStyle w:val="a5"/>
+        <w:numPr>
+          <w:ilvl w:val="0"/>
+          <w:numId w:val="7"/>
+        </w:numPr>
+        <w:ind w:left="0" w:right="-568"/>
+        <w:jc w:val="both"/>
+      </w:pPr>
+      <w:r>
+        <w:t xml:space="preserve">В каждом задании программа поддерживает три способа задания исходных данных: заданные данные — при выборе номера варианта (NumericUpDown или ComboBox) в форму загружаются ряды этого варианта; ввод и редактирование пользователем — ряды отображаются в DataGridView, любое значение можно изменить, добавить или удалить, после изменения расчёт выполняется заново; случайные данные — кнопка «Случайные данные» формирует ряд заданной длины по параметрам на форме (начальный уровень, прирост за период, уровень случайного шума), для задания 1.3 — пары «реклама — продажи» в заданном диапазоне.</w:t>
+      </w:r>
+    </w:p>
+    <w:p>
+      <w:pPr>
+        <w:pStyle w:val="a5"/>
+        <w:numPr>
+          <w:ilvl w:val="0"/>
+          <w:numId w:val="7"/>
+        </w:numPr>
+        <w:ind w:left="0" w:right="-568"/>
+        <w:jc w:val="both"/>
+      </w:pPr>
+      <w:r>
+        <w:t xml:space="preserve">На форме всегда показано, какой источник данных используется; при любом источнике данные проходят одну и ту же проверку корректности (см. задание 1.4).</w:t>
       </w:r>
     </w:p>
     <w:p>
@@ -857,7 +926,7 @@
         <w:pStyle w:val="a5"/>
         <w:numPr>
           <w:ilvl w:val="0"/>
-          <w:numId w:val="7"/>
+          <w:numId w:val="8"/>
         </w:numPr>
         <w:ind w:left="0" w:right="-568"/>
         <w:jc w:val="both"/>
@@ -871,7 +940,7 @@
         <w:pStyle w:val="a5"/>
         <w:numPr>
           <w:ilvl w:val="0"/>
-          <w:numId w:val="7"/>
+          <w:numId w:val="8"/>
         </w:numPr>
         <w:ind w:left="0" w:right="-568"/>
         <w:jc w:val="both"/>
@@ -885,7 +954,7 @@
         <w:pStyle w:val="a5"/>
         <w:numPr>
           <w:ilvl w:val="0"/>
-          <w:numId w:val="7"/>
+          <w:numId w:val="8"/>
         </w:numPr>
         <w:ind w:left="0" w:right="-568"/>
         <w:jc w:val="both"/>
@@ -899,7 +968,7 @@
         <w:pStyle w:val="a5"/>
         <w:numPr>
           <w:ilvl w:val="0"/>
-          <w:numId w:val="7"/>
+          <w:numId w:val="8"/>
         </w:numPr>
         <w:ind w:left="0" w:right="-568"/>
         <w:jc w:val="both"/>
@@ -1173,7 +1242,7 @@
               <w:rPr>
                 <w:rFonts w:ascii="Times New Roman" w:hAnsi="Times New Roman" w:cs="Times New Roman"/>
               </w:rPr>
-              <w:t xml:space="preserve">55</w:t>
+              <w:t xml:space="preserve">50</w:t>
             </w:r>
           </w:p>
         </w:tc>
@@ -1212,7 +1281,7 @@
               <w:rPr>
                 <w:rFonts w:ascii="Times New Roman" w:hAnsi="Times New Roman" w:cs="Times New Roman"/>
               </w:rPr>
-              <w:t xml:space="preserve">55</w:t>
+              <w:t xml:space="preserve">50</w:t>
             </w:r>
           </w:p>
         </w:tc>
@@ -1290,7 +1359,7 @@
               <w:rPr>
                 <w:rFonts w:ascii="Times New Roman" w:hAnsi="Times New Roman" w:cs="Times New Roman"/>
               </w:rPr>
-              <w:t xml:space="preserve">50</w:t>
+              <w:t xml:space="preserve">45</w:t>
             </w:r>
           </w:p>
         </w:tc>
@@ -1407,7 +1476,7 @@
               <w:rPr>
                 <w:rFonts w:ascii="Times New Roman" w:hAnsi="Times New Roman" w:cs="Times New Roman"/>
               </w:rPr>
-              <w:t xml:space="preserve">40</w:t>
+              <w:t xml:space="preserve">35</w:t>
             </w:r>
           </w:p>
         </w:tc>
@@ -1427,6 +1496,45 @@
               <w:rPr>
                 <w:rFonts w:ascii="Times New Roman" w:hAnsi="Times New Roman" w:cs="Times New Roman"/>
               </w:rPr>
+              <w:t xml:space="preserve">Источники исходных данных: варианты, ручной ввод, случайная генерация</w:t>
+            </w:r>
+          </w:p>
+        </w:tc>
+        <w:tc>
+          <w:tcPr>
+            <w:tcW w:w="2000" w:type="dxa"/>
+            <w:vAlign w:val="center"/>
+          </w:tcPr>
+          <w:p>
+            <w:pPr>
+              <w:keepNext/>
+              <w:spacing w:before="20" w:after="20"/>
+              <w:jc w:val="center"/>
+            </w:pPr>
+            <w:r>
+              <w:rPr>
+                <w:rFonts w:ascii="Times New Roman" w:hAnsi="Times New Roman" w:cs="Times New Roman"/>
+              </w:rPr>
+              <w:t xml:space="preserve">25</w:t>
+            </w:r>
+          </w:p>
+        </w:tc>
+      </w:tr>
+      <w:tr>
+        <w:tc>
+          <w:tcPr>
+            <w:tcW w:w="7438" w:type="dxa"/>
+            <w:vAlign w:val="center"/>
+          </w:tcPr>
+          <w:p>
+            <w:pPr>
+              <w:keepNext/>
+              <w:spacing w:before="20" w:after="20"/>
+            </w:pPr>
+            <w:r>
+              <w:rPr>
+                <w:rFonts w:ascii="Times New Roman" w:hAnsi="Times New Roman" w:cs="Times New Roman"/>
+              </w:rPr>
               <w:t xml:space="preserve">Тестирование программы</w:t>
             </w:r>
           </w:p>
@@ -1446,7 +1554,7 @@
               <w:rPr>
                 <w:rFonts w:ascii="Times New Roman" w:hAnsi="Times New Roman" w:cs="Times New Roman"/>
               </w:rPr>
-              <w:t xml:space="preserve">15</w:t>
+              <w:t xml:space="preserve">10</w:t>
             </w:r>
           </w:p>
         </w:tc>
@@ -2672,6 +2780,9 @@
   </w:abstractNum>
   <w:num w:numId="1">
     <w:abstractNumId w:val="2"/>
+    <w:lvlOverride w:ilvl="0">
+      <w:startOverride w:val="1"/>
+    </w:lvlOverride>
   </w:num>
   <w:num w:numId="2">
     <w:abstractNumId w:val="4"/>
@@ -2689,6 +2800,12 @@
     <w:abstractNumId w:val="3"/>
   </w:num>
   <w:num w:numId="7">
+    <w:abstractNumId w:val="2"/>
+    <w:lvlOverride w:ilvl="0">
+      <w:startOverride w:val="1"/>
+    </w:lvlOverride>
+  </w:num>
+  <w:num w:numId="8">
     <w:abstractNumId w:val="2"/>
     <w:lvlOverride w:ilvl="0">
       <w:startOverride w:val="1"/>
